--- a/data/cvs/cv_41_WALTER_Senior_Software_Engineer.docx
+++ b/data/cvs/cv_41_WALTER_Senior_Software_Engineer.docx
@@ -86,7 +86,7 @@
         <w:rPr>
           <w:sz w:val="20"/>
         </w:rPr>
-        <w:t>Senior Software Engineer with a full-stack background, currently leading production systems at Copy Cat Group. I've built scalable applications across sectors, from Python backends and REST APIs to React frontends. My recent focus is on AI-driven development, including model evaluation, prompt engineering, and dataset structuring. I'm now seeking a senior role to drive product development, leveraging my expertise in modern frameworks, UI/UX, and AI integration.</w:t>
+        <w:t>Senior Software Engineer with a full-stack background, currently leading AI-driven projects at Copy Cat Group. I've built end-to-end systems across the stack, from Python backends to React frontends, and have deep experience in AI data work, including model evaluation, prompt engineering, and dataset structuring. My recent focus is on production-level AI integration, exemplified by my current work on a live SAP API integration and an AI-powered tender scraping pipeline.</w:t>
       </w:r>
     </w:p>
     <w:p>
@@ -119,7 +119,7 @@
         <w:rPr>
           <w:sz w:val="20"/>
         </w:rPr>
-        <w:t>Python, JavaScript, TypeScript, C#, Kotlin, SQL, PHP, Bash, HTML, CSS</w:t>
+        <w:t>Python, JavaScript, SQL, PHP, Kotlin, Bash, HTML, CSS</w:t>
       </w:r>
     </w:p>
     <w:p>
@@ -137,7 +137,7 @@
         <w:rPr>
           <w:sz w:val="20"/>
         </w:rPr>
-        <w:t>React, Vue, Node.js, Django, Flask, .NET</w:t>
+        <w:t>React, Node.js, Django, Flask</w:t>
       </w:r>
     </w:p>
     <w:p>
@@ -191,7 +191,7 @@
         <w:rPr>
           <w:sz w:val="20"/>
         </w:rPr>
-        <w:t>LLM Evaluation, Prompt Engineering, Dataset Structuring, Gemini API, Groq API</w:t>
+        <w:t>Gemini API, Groq API, Prompt Engineering, LLM Evaluation, Data Annotation, Dataset Structuring</w:t>
       </w:r>
     </w:p>
     <w:p>
@@ -209,7 +209,7 @@
         <w:rPr>
           <w:sz w:val="20"/>
         </w:rPr>
-        <w:t>n8n, Playwright, APScheduler, Web Scraping, REST APIs, Git, GitHub, Postman, VS Code, Jira, Trello, Slack, HubSpot, Figma, Docker</w:t>
+        <w:t>n8n, Playwright, APScheduler, Web Scraping, REST APIs</w:t>
       </w:r>
     </w:p>
     <w:p>
@@ -227,7 +227,7 @@
         <w:rPr>
           <w:sz w:val="20"/>
         </w:rPr>
-        <w:t>Oracle Cloud, Google Cloud Platform, CI/CD</w:t>
+        <w:t>Oracle Cloud, Google Cloud Platform, Git, GitHub, CI/CD, Docker</w:t>
       </w:r>
     </w:p>
     <w:p>
@@ -245,7 +245,7 @@
         <w:rPr>
           <w:sz w:val="20"/>
         </w:rPr>
-        <w:t>Software Engineering, Front-End Development, User Interface (UI), User Experience (UX), AI-Enabled Development, Tooling, Responsive Design, Performance Optimization, Component Design, Architecture Decisions, Full-Stack Integration</w:t>
+        <w:t>Software Engineering, Development, Product Development, C#, .NET, Front-End Development, User Interface (UI), User Experience (UX), Validation, TypeScript, Vue, Responsive Design</w:t>
       </w:r>
     </w:p>
     <w:p>
@@ -263,7 +263,7 @@
         <w:rPr>
           <w:sz w:val="20"/>
         </w:rPr>
-        <w:t>API Design, Maintainability, Iterative Development, Collaboration, Product Alignment, Mentorship, Knowledge Sharing, Continuous Improvement, Agile Methodologies, AI Tools, Copilot, Claude</w:t>
+        <w:t>Accessibility, Performance Optimization, Component Design, API Design, Full-Stack Development, Agile, Mentorship, Documentation, Collaboration, Product Intuition, Technical Judgment, Execution Ownership</w:t>
       </w:r>
     </w:p>
     <w:p>
@@ -313,7 +313,7 @@
         <w:rPr>
           <w:sz w:val="20"/>
         </w:rPr>
-        <w:t>Integrating SAP APIs with an internal Credit Control System for automated OA and IT processes.</w:t>
+        <w:t>Integrating SAP APIs with an internal Credit Control System, creating an automated solution for OA and IT business units.</w:t>
       </w:r>
     </w:p>
     <w:p>
@@ -338,18 +338,6 @@
           <w:sz w:val="20"/>
         </w:rPr>
         <w:t>Designing and prototyping an AI-powered tender scraping pipeline to automate tender discovery and processing.</w:t>
-      </w:r>
-    </w:p>
-    <w:p>
-      <w:pPr>
-        <w:pStyle w:val="ListBullet"/>
-        <w:spacing w:before="0" w:after="20"/>
-      </w:pPr>
-      <w:r>
-        <w:rPr>
-          <w:sz w:val="20"/>
-        </w:rPr>
-        <w:t>Building full-stack applications with Python, React, and REST APIs, ensuring usability, accessibility, and performance.</w:t>
       </w:r>
     </w:p>
     <w:p>
@@ -384,7 +372,7 @@
         <w:rPr>
           <w:sz w:val="20"/>
         </w:rPr>
-        <w:t>Generating accurate captions for multimodal datasets, improving model accuracy through rigorous validation.</w:t>
+        <w:t>Generating difference-based captions for multimodal datasets, improving model accuracy through detailed annotations.</w:t>
       </w:r>
     </w:p>
     <w:p>
@@ -419,7 +407,7 @@
         <w:rPr>
           <w:sz w:val="20"/>
         </w:rPr>
-        <w:t>Developing full-stack solutions with optimised UI components, APIs, and CMS-based systems for diverse clients.</w:t>
+        <w:t>Built and delivered full-stack solutions, including UI components, optimised APIs, and CMS-based websites.</w:t>
       </w:r>
     </w:p>
     <w:p>
@@ -454,7 +442,7 @@
         <w:rPr>
           <w:sz w:val="20"/>
         </w:rPr>
-        <w:t>Performing intent detection, slot tagging, and utterance verification for health and agriculture AI systems.</w:t>
+        <w:t>Performed intent detection, slot tagging, and utterance verification for health and agriculture AI systems.</w:t>
       </w:r>
     </w:p>
     <w:p>
